--- a/unused report parts.docx
+++ b/unused report parts.docx
@@ -664,6 +664,681 @@
         <w:t>The study implements autonomous agents with reinforcement learning-based rule sets. It uses a visual display of agents traversing the environment, allowing for visual analysis.</w:t>
       </w:r>
     </w:p>
+    <w:p/>
+    <w:p/>
+    <w:p/>
+    <w:p>
+      <w:pPr>
+        <w:pStyle w:val="Heading2"/>
+      </w:pPr>
+      <w:r>
+        <w:t>Analysis &amp; Design</w:t>
+      </w:r>
+    </w:p>
+    <w:p>
+      <w:pPr>
+        <w:pStyle w:val="Heading3"/>
+      </w:pPr>
+      <w:r>
+        <w:t>3.1 Requirements Analysis</w:t>
+      </w:r>
+    </w:p>
+    <w:p/>
+    <w:p>
+      <w:pPr>
+        <w:rPr>
+          <w:sz w:val="32"/>
+          <w:szCs w:val="32"/>
+          <w:u w:val="single"/>
+        </w:rPr>
+      </w:pPr>
+      <w:r>
+        <w:rPr>
+          <w:sz w:val="32"/>
+          <w:szCs w:val="32"/>
+          <w:u w:val="single"/>
+        </w:rPr>
+        <w:t>Functional Requirements:</w:t>
+      </w:r>
+    </w:p>
+    <w:p>
+      <w:pPr>
+        <w:pStyle w:val="ListParagraph"/>
+        <w:numPr>
+          <w:ilvl w:val="0"/>
+          <w:numId w:val="4"/>
+        </w:numPr>
+      </w:pPr>
+      <w:r>
+        <w:t>The system will simulate multiple autonomous agents that can interact with each other.</w:t>
+      </w:r>
+    </w:p>
+    <w:p>
+      <w:pPr>
+        <w:pStyle w:val="ListParagraph"/>
+        <w:numPr>
+          <w:ilvl w:val="0"/>
+          <w:numId w:val="4"/>
+        </w:numPr>
+      </w:pPr>
+      <w:r>
+        <w:t>Each agent will follow a set of local rules.</w:t>
+      </w:r>
+    </w:p>
+    <w:p>
+      <w:pPr>
+        <w:pStyle w:val="ListParagraph"/>
+        <w:numPr>
+          <w:ilvl w:val="0"/>
+          <w:numId w:val="4"/>
+        </w:numPr>
+      </w:pPr>
+      <w:r>
+        <w:t>Emergent behaviours can be deduced through analytics or 2D/3D modelling as they arise.</w:t>
+      </w:r>
+    </w:p>
+    <w:p>
+      <w:pPr>
+        <w:pStyle w:val="ListParagraph"/>
+        <w:numPr>
+          <w:ilvl w:val="0"/>
+          <w:numId w:val="4"/>
+        </w:numPr>
+      </w:pPr>
+      <w:r>
+        <w:t>The system will have adjustable parameters for the simulations.</w:t>
+      </w:r>
+    </w:p>
+    <w:p>
+      <w:pPr>
+        <w:rPr>
+          <w:sz w:val="32"/>
+          <w:szCs w:val="32"/>
+          <w:u w:val="single"/>
+        </w:rPr>
+      </w:pPr>
+      <w:r>
+        <w:rPr>
+          <w:sz w:val="32"/>
+          <w:szCs w:val="32"/>
+          <w:u w:val="single"/>
+        </w:rPr>
+        <w:t>Non-Functional Requirements:</w:t>
+      </w:r>
+    </w:p>
+    <w:p>
+      <w:pPr>
+        <w:pStyle w:val="ListParagraph"/>
+        <w:numPr>
+          <w:ilvl w:val="0"/>
+          <w:numId w:val="5"/>
+        </w:numPr>
+      </w:pPr>
+      <w:r>
+        <w:t>The system should handle simulations with 100 agents.</w:t>
+      </w:r>
+    </w:p>
+    <w:p>
+      <w:pPr>
+        <w:pStyle w:val="ListParagraph"/>
+        <w:numPr>
+          <w:ilvl w:val="0"/>
+          <w:numId w:val="5"/>
+        </w:numPr>
+      </w:pPr>
+      <w:r>
+        <w:t>The framework should allow for additional agent rules to be added.</w:t>
+      </w:r>
+    </w:p>
+    <w:p/>
+    <w:p>
+      <w:pPr>
+        <w:pStyle w:val="Heading3"/>
+      </w:pPr>
+      <w:r>
+        <w:lastRenderedPageBreak/>
+        <w:t>3.2 Software Development Life Cycle</w:t>
+      </w:r>
+    </w:p>
+    <w:p/>
+    <w:p>
+      <w:r>
+        <w:t xml:space="preserve">I have chosen an iterative SDLC for this project due to the exploratory nature of emergent behaviour. System behaviour cannot be predicted in advance, therefore the project must be developed and improved through successive iterations, refining agent rules and observing outcomes. </w:t>
+      </w:r>
+    </w:p>
+    <w:p>
+      <w:r>
+        <w:t>This approach reduces development risk that a linear development model might have. This would include assuming requirements which may end up being incorrect, resulting in the system not being developed in the correct direction.</w:t>
+      </w:r>
+    </w:p>
+    <w:p/>
+    <w:p>
+      <w:r>
+        <w:t>Below I have illustrated an iterative design process that I will follow:</w:t>
+      </w:r>
+    </w:p>
+    <w:p>
+      <w:r>
+        <w:rPr>
+          <w:noProof/>
+        </w:rPr>
+        <w:drawing>
+          <wp:anchor distT="0" distB="0" distL="114300" distR="114300" simplePos="0" relativeHeight="251659264" behindDoc="1" locked="0" layoutInCell="1" allowOverlap="1" wp14:anchorId="26D788D2" wp14:editId="35A8A6B9">
+            <wp:simplePos x="0" y="0"/>
+            <wp:positionH relativeFrom="margin">
+              <wp:align>center</wp:align>
+            </wp:positionH>
+            <wp:positionV relativeFrom="paragraph">
+              <wp:posOffset>0</wp:posOffset>
+            </wp:positionV>
+            <wp:extent cx="5124450" cy="2567305"/>
+            <wp:effectExtent l="0" t="0" r="0" b="4445"/>
+            <wp:wrapTight wrapText="bothSides">
+              <wp:wrapPolygon edited="0">
+                <wp:start x="0" y="0"/>
+                <wp:lineTo x="0" y="21477"/>
+                <wp:lineTo x="21520" y="21477"/>
+                <wp:lineTo x="21520" y="0"/>
+                <wp:lineTo x="0" y="0"/>
+              </wp:wrapPolygon>
+            </wp:wrapTight>
+            <wp:docPr id="6" name="Picture 5" descr="A diagram of a process&#10;&#10;AI-generated content may be incorrect.">
+              <a:extLst xmlns:a="http://schemas.openxmlformats.org/drawingml/2006/main">
+                <a:ext uri="{FF2B5EF4-FFF2-40B4-BE49-F238E27FC236}">
+                  <a16:creationId xmlns:a16="http://schemas.microsoft.com/office/drawing/2014/main" id="{746A9912-408B-A3FF-909C-A056C7E4A0AB}"/>
+                </a:ext>
+              </a:extLst>
+            </wp:docPr>
+            <wp:cNvGraphicFramePr>
+              <a:graphicFrameLocks xmlns:a="http://schemas.openxmlformats.org/drawingml/2006/main" noChangeAspect="1"/>
+            </wp:cNvGraphicFramePr>
+            <a:graphic xmlns:a="http://schemas.openxmlformats.org/drawingml/2006/main">
+              <a:graphicData uri="http://schemas.openxmlformats.org/drawingml/2006/picture">
+                <pic:pic xmlns:pic="http://schemas.openxmlformats.org/drawingml/2006/picture">
+                  <pic:nvPicPr>
+                    <pic:cNvPr id="6" name="Picture 5" descr="A diagram of a process&#10;&#10;AI-generated content may be incorrect.">
+                      <a:extLst>
+                        <a:ext uri="{FF2B5EF4-FFF2-40B4-BE49-F238E27FC236}">
+                          <a16:creationId xmlns:a16="http://schemas.microsoft.com/office/drawing/2014/main" id="{746A9912-408B-A3FF-909C-A056C7E4A0AB}"/>
+                        </a:ext>
+                      </a:extLst>
+                    </pic:cNvPr>
+                    <pic:cNvPicPr>
+                      <a:picLocks noChangeAspect="1"/>
+                    </pic:cNvPicPr>
+                  </pic:nvPicPr>
+                  <pic:blipFill>
+                    <a:blip r:embed="rId5">
+                      <a:extLst>
+                        <a:ext uri="{28A0092B-C50C-407E-A947-70E740481C1C}">
+                          <a14:useLocalDpi xmlns:a14="http://schemas.microsoft.com/office/drawing/2010/main" val="0"/>
+                        </a:ext>
+                      </a:extLst>
+                    </a:blip>
+                    <a:stretch>
+                      <a:fillRect/>
+                    </a:stretch>
+                  </pic:blipFill>
+                  <pic:spPr>
+                    <a:xfrm>
+                      <a:off x="0" y="0"/>
+                      <a:ext cx="5124450" cy="2567305"/>
+                    </a:xfrm>
+                    <a:prstGeom prst="rect">
+                      <a:avLst/>
+                    </a:prstGeom>
+                  </pic:spPr>
+                </pic:pic>
+              </a:graphicData>
+            </a:graphic>
+            <wp14:sizeRelH relativeFrom="margin">
+              <wp14:pctWidth>0</wp14:pctWidth>
+            </wp14:sizeRelH>
+            <wp14:sizeRelV relativeFrom="margin">
+              <wp14:pctHeight>0</wp14:pctHeight>
+            </wp14:sizeRelV>
+          </wp:anchor>
+        </w:drawing>
+      </w:r>
+    </w:p>
+    <w:p>
+      <w:pPr>
+        <w:pStyle w:val="Heading3"/>
+      </w:pPr>
+      <w:r>
+        <w:t>3.3 Risk Register</w:t>
+      </w:r>
+    </w:p>
+    <w:tbl>
+      <w:tblPr>
+        <w:tblStyle w:val="TableGrid"/>
+        <w:tblW w:w="9782" w:type="dxa"/>
+        <w:tblInd w:w="-431" w:type="dxa"/>
+        <w:tblLook w:val="04A0" w:firstRow="1" w:lastRow="0" w:firstColumn="1" w:lastColumn="0" w:noHBand="0" w:noVBand="1"/>
+      </w:tblPr>
+      <w:tblGrid>
+        <w:gridCol w:w="2540"/>
+        <w:gridCol w:w="1550"/>
+        <w:gridCol w:w="1344"/>
+        <w:gridCol w:w="1540"/>
+        <w:gridCol w:w="2808"/>
+      </w:tblGrid>
+      <w:tr>
+        <w:tc>
+          <w:tcPr>
+            <w:tcW w:w="2540" w:type="dxa"/>
+          </w:tcPr>
+          <w:p>
+            <w:pPr>
+              <w:rPr>
+                <w:b/>
+                <w:bCs/>
+              </w:rPr>
+            </w:pPr>
+            <w:r>
+              <w:rPr>
+                <w:b/>
+                <w:bCs/>
+              </w:rPr>
+              <w:t>Risk Description</w:t>
+            </w:r>
+          </w:p>
+        </w:tc>
+        <w:tc>
+          <w:tcPr>
+            <w:tcW w:w="1550" w:type="dxa"/>
+          </w:tcPr>
+          <w:p>
+            <w:pPr>
+              <w:rPr>
+                <w:b/>
+                <w:bCs/>
+              </w:rPr>
+            </w:pPr>
+            <w:r>
+              <w:rPr>
+                <w:b/>
+                <w:bCs/>
+              </w:rPr>
+              <w:t>Likelihood</w:t>
+            </w:r>
+          </w:p>
+        </w:tc>
+        <w:tc>
+          <w:tcPr>
+            <w:tcW w:w="1344" w:type="dxa"/>
+          </w:tcPr>
+          <w:p>
+            <w:pPr>
+              <w:rPr>
+                <w:b/>
+                <w:bCs/>
+              </w:rPr>
+            </w:pPr>
+            <w:r>
+              <w:rPr>
+                <w:b/>
+                <w:bCs/>
+              </w:rPr>
+              <w:t>Impact</w:t>
+            </w:r>
+          </w:p>
+        </w:tc>
+        <w:tc>
+          <w:tcPr>
+            <w:tcW w:w="1540" w:type="dxa"/>
+          </w:tcPr>
+          <w:p>
+            <w:pPr>
+              <w:rPr>
+                <w:b/>
+                <w:bCs/>
+              </w:rPr>
+            </w:pPr>
+            <w:r>
+              <w:rPr>
+                <w:b/>
+                <w:bCs/>
+              </w:rPr>
+              <w:t>Risk Level</w:t>
+            </w:r>
+          </w:p>
+        </w:tc>
+        <w:tc>
+          <w:tcPr>
+            <w:tcW w:w="2808" w:type="dxa"/>
+          </w:tcPr>
+          <w:p>
+            <w:pPr>
+              <w:rPr>
+                <w:b/>
+                <w:bCs/>
+              </w:rPr>
+            </w:pPr>
+            <w:r>
+              <w:rPr>
+                <w:b/>
+                <w:bCs/>
+              </w:rPr>
+              <w:t>Mitigation Strategy</w:t>
+            </w:r>
+          </w:p>
+        </w:tc>
+      </w:tr>
+      <w:tr>
+        <w:tc>
+          <w:tcPr>
+            <w:tcW w:w="2540" w:type="dxa"/>
+          </w:tcPr>
+          <w:p>
+            <w:r>
+              <w:t>Emergent behaviour deviates from intended outcome</w:t>
+            </w:r>
+          </w:p>
+        </w:tc>
+        <w:tc>
+          <w:tcPr>
+            <w:tcW w:w="1550" w:type="dxa"/>
+          </w:tcPr>
+          <w:p>
+            <w:r>
+              <w:t>High</w:t>
+            </w:r>
+          </w:p>
+        </w:tc>
+        <w:tc>
+          <w:tcPr>
+            <w:tcW w:w="1344" w:type="dxa"/>
+          </w:tcPr>
+          <w:p>
+            <w:r>
+              <w:t>Medium</w:t>
+            </w:r>
+          </w:p>
+        </w:tc>
+        <w:tc>
+          <w:tcPr>
+            <w:tcW w:w="1540" w:type="dxa"/>
+          </w:tcPr>
+          <w:p>
+            <w:r>
+              <w:t>High</w:t>
+            </w:r>
+          </w:p>
+        </w:tc>
+        <w:tc>
+          <w:tcPr>
+            <w:tcW w:w="2808" w:type="dxa"/>
+          </w:tcPr>
+          <w:p>
+            <w:r>
+              <w:t>Define constraints on agent rules, test with small population first</w:t>
+            </w:r>
+          </w:p>
+        </w:tc>
+      </w:tr>
+      <w:tr>
+        <w:tc>
+          <w:tcPr>
+            <w:tcW w:w="2540" w:type="dxa"/>
+          </w:tcPr>
+          <w:p>
+            <w:r>
+              <w:t>Performance degrades with increasing agent numbers</w:t>
+            </w:r>
+          </w:p>
+        </w:tc>
+        <w:tc>
+          <w:tcPr>
+            <w:tcW w:w="1550" w:type="dxa"/>
+          </w:tcPr>
+          <w:p>
+            <w:r>
+              <w:t>Medium</w:t>
+            </w:r>
+          </w:p>
+        </w:tc>
+        <w:tc>
+          <w:tcPr>
+            <w:tcW w:w="1344" w:type="dxa"/>
+          </w:tcPr>
+          <w:p>
+            <w:r>
+              <w:t>High</w:t>
+            </w:r>
+          </w:p>
+        </w:tc>
+        <w:tc>
+          <w:tcPr>
+            <w:tcW w:w="1540" w:type="dxa"/>
+          </w:tcPr>
+          <w:p>
+            <w:r>
+              <w:t>High</w:t>
+            </w:r>
+          </w:p>
+        </w:tc>
+        <w:tc>
+          <w:tcPr>
+            <w:tcW w:w="2808" w:type="dxa"/>
+          </w:tcPr>
+          <w:p>
+            <w:r>
+              <w:t>Limit agent count, optimise code complexity</w:t>
+            </w:r>
+          </w:p>
+        </w:tc>
+      </w:tr>
+      <w:tr>
+        <w:tc>
+          <w:tcPr>
+            <w:tcW w:w="2540" w:type="dxa"/>
+          </w:tcPr>
+          <w:p>
+            <w:r>
+              <w:t>Emergent behaviour fails to appear</w:t>
+            </w:r>
+          </w:p>
+        </w:tc>
+        <w:tc>
+          <w:tcPr>
+            <w:tcW w:w="1550" w:type="dxa"/>
+          </w:tcPr>
+          <w:p>
+            <w:r>
+              <w:t>Medium</w:t>
+            </w:r>
+          </w:p>
+        </w:tc>
+        <w:tc>
+          <w:tcPr>
+            <w:tcW w:w="1344" w:type="dxa"/>
+          </w:tcPr>
+          <w:p>
+            <w:r>
+              <w:t>Medium</w:t>
+            </w:r>
+          </w:p>
+        </w:tc>
+        <w:tc>
+          <w:tcPr>
+            <w:tcW w:w="1540" w:type="dxa"/>
+          </w:tcPr>
+          <w:p>
+            <w:r>
+              <w:t>Medium</w:t>
+            </w:r>
+          </w:p>
+        </w:tc>
+        <w:tc>
+          <w:tcPr>
+            <w:tcW w:w="2808" w:type="dxa"/>
+          </w:tcPr>
+          <w:p>
+            <w:r>
+              <w:t>Introduce adaptive parameters or mutations</w:t>
+            </w:r>
+          </w:p>
+        </w:tc>
+      </w:tr>
+      <w:tr>
+        <w:tc>
+          <w:tcPr>
+            <w:tcW w:w="2540" w:type="dxa"/>
+          </w:tcPr>
+          <w:p>
+            <w:r>
+              <w:t>Simulation results are difficult to validate or explain</w:t>
+            </w:r>
+          </w:p>
+        </w:tc>
+        <w:tc>
+          <w:tcPr>
+            <w:tcW w:w="1550" w:type="dxa"/>
+          </w:tcPr>
+          <w:p>
+            <w:r>
+              <w:t>Medium</w:t>
+            </w:r>
+          </w:p>
+        </w:tc>
+        <w:tc>
+          <w:tcPr>
+            <w:tcW w:w="1344" w:type="dxa"/>
+          </w:tcPr>
+          <w:p>
+            <w:r>
+              <w:t>Medium</w:t>
+            </w:r>
+          </w:p>
+        </w:tc>
+        <w:tc>
+          <w:tcPr>
+            <w:tcW w:w="1540" w:type="dxa"/>
+          </w:tcPr>
+          <w:p>
+            <w:r>
+              <w:t>Medium</w:t>
+            </w:r>
+          </w:p>
+        </w:tc>
+        <w:tc>
+          <w:tcPr>
+            <w:tcW w:w="2808" w:type="dxa"/>
+          </w:tcPr>
+          <w:p>
+            <w:r>
+              <w:t>Define measurable metrics, collect statistical data, re-run simulations</w:t>
+            </w:r>
+          </w:p>
+        </w:tc>
+      </w:tr>
+      <w:tr>
+        <w:tc>
+          <w:tcPr>
+            <w:tcW w:w="2540" w:type="dxa"/>
+          </w:tcPr>
+          <w:p>
+            <w:r>
+              <w:lastRenderedPageBreak/>
+              <w:t>Scaling emergent behaviours fails</w:t>
+            </w:r>
+          </w:p>
+        </w:tc>
+        <w:tc>
+          <w:tcPr>
+            <w:tcW w:w="1550" w:type="dxa"/>
+          </w:tcPr>
+          <w:p>
+            <w:r>
+              <w:t>Medium</w:t>
+            </w:r>
+          </w:p>
+        </w:tc>
+        <w:tc>
+          <w:tcPr>
+            <w:tcW w:w="1344" w:type="dxa"/>
+          </w:tcPr>
+          <w:p>
+            <w:r>
+              <w:t>High</w:t>
+            </w:r>
+          </w:p>
+        </w:tc>
+        <w:tc>
+          <w:tcPr>
+            <w:tcW w:w="1540" w:type="dxa"/>
+          </w:tcPr>
+          <w:p>
+            <w:r>
+              <w:t>High</w:t>
+            </w:r>
+          </w:p>
+        </w:tc>
+        <w:tc>
+          <w:tcPr>
+            <w:tcW w:w="2808" w:type="dxa"/>
+          </w:tcPr>
+          <w:p>
+            <w:r>
+              <w:t>Incrementally scale agent count and validate findings at each stage</w:t>
+            </w:r>
+          </w:p>
+        </w:tc>
+      </w:tr>
+      <w:tr>
+        <w:tc>
+          <w:tcPr>
+            <w:tcW w:w="2540" w:type="dxa"/>
+          </w:tcPr>
+          <w:p>
+            <w:r>
+              <w:t>Project scope becomes too large due to complex agent interactions</w:t>
+            </w:r>
+          </w:p>
+        </w:tc>
+        <w:tc>
+          <w:tcPr>
+            <w:tcW w:w="1550" w:type="dxa"/>
+          </w:tcPr>
+          <w:p>
+            <w:r>
+              <w:t>Medium</w:t>
+            </w:r>
+          </w:p>
+        </w:tc>
+        <w:tc>
+          <w:tcPr>
+            <w:tcW w:w="1344" w:type="dxa"/>
+          </w:tcPr>
+          <w:p>
+            <w:r>
+              <w:t>Medium</w:t>
+            </w:r>
+          </w:p>
+        </w:tc>
+        <w:tc>
+          <w:tcPr>
+            <w:tcW w:w="1540" w:type="dxa"/>
+          </w:tcPr>
+          <w:p>
+            <w:r>
+              <w:t>Medium</w:t>
+            </w:r>
+          </w:p>
+        </w:tc>
+        <w:tc>
+          <w:tcPr>
+            <w:tcW w:w="2808" w:type="dxa"/>
+          </w:tcPr>
+          <w:p>
+            <w:r>
+              <w:t>Clearly define system boundaries and emergent goals early</w:t>
+            </w:r>
+          </w:p>
+        </w:tc>
+      </w:tr>
+    </w:tbl>
     <w:p/>
     <w:sectPr>
       <w:pgSz w:w="11906" w:h="16838"/>
@@ -904,6 +1579,119 @@
     </w:lvl>
   </w:abstractNum>
   <w:abstractNum w:abstractNumId="2" w15:restartNumberingAfterBreak="0">
+    <w:nsid w:val="594B5DE6"/>
+    <w:multiLevelType w:val="hybridMultilevel"/>
+    <w:tmpl w:val="050CF262"/>
+    <w:lvl w:ilvl="0" w:tplc="08090005">
+      <w:start w:val="1"/>
+      <w:numFmt w:val="bullet"/>
+      <w:lvlText w:val=""/>
+      <w:lvlJc w:val="left"/>
+      <w:pPr>
+        <w:ind w:left="720" w:hanging="360"/>
+      </w:pPr>
+      <w:rPr>
+        <w:rFonts w:ascii="Wingdings" w:hAnsi="Wingdings" w:hint="default"/>
+      </w:rPr>
+    </w:lvl>
+    <w:lvl w:ilvl="1" w:tplc="08090003" w:tentative="1">
+      <w:start w:val="1"/>
+      <w:numFmt w:val="bullet"/>
+      <w:lvlText w:val="o"/>
+      <w:lvlJc w:val="left"/>
+      <w:pPr>
+        <w:ind w:left="1440" w:hanging="360"/>
+      </w:pPr>
+      <w:rPr>
+        <w:rFonts w:ascii="Courier New" w:hAnsi="Courier New" w:cs="Courier New" w:hint="default"/>
+      </w:rPr>
+    </w:lvl>
+    <w:lvl w:ilvl="2" w:tplc="08090005" w:tentative="1">
+      <w:start w:val="1"/>
+      <w:numFmt w:val="bullet"/>
+      <w:lvlText w:val=""/>
+      <w:lvlJc w:val="left"/>
+      <w:pPr>
+        <w:ind w:left="2160" w:hanging="360"/>
+      </w:pPr>
+      <w:rPr>
+        <w:rFonts w:ascii="Wingdings" w:hAnsi="Wingdings" w:hint="default"/>
+      </w:rPr>
+    </w:lvl>
+    <w:lvl w:ilvl="3" w:tplc="08090001" w:tentative="1">
+      <w:start w:val="1"/>
+      <w:numFmt w:val="bullet"/>
+      <w:lvlText w:val=""/>
+      <w:lvlJc w:val="left"/>
+      <w:pPr>
+        <w:ind w:left="2880" w:hanging="360"/>
+      </w:pPr>
+      <w:rPr>
+        <w:rFonts w:ascii="Symbol" w:hAnsi="Symbol" w:hint="default"/>
+      </w:rPr>
+    </w:lvl>
+    <w:lvl w:ilvl="4" w:tplc="08090003" w:tentative="1">
+      <w:start w:val="1"/>
+      <w:numFmt w:val="bullet"/>
+      <w:lvlText w:val="o"/>
+      <w:lvlJc w:val="left"/>
+      <w:pPr>
+        <w:ind w:left="3600" w:hanging="360"/>
+      </w:pPr>
+      <w:rPr>
+        <w:rFonts w:ascii="Courier New" w:hAnsi="Courier New" w:cs="Courier New" w:hint="default"/>
+      </w:rPr>
+    </w:lvl>
+    <w:lvl w:ilvl="5" w:tplc="08090005" w:tentative="1">
+      <w:start w:val="1"/>
+      <w:numFmt w:val="bullet"/>
+      <w:lvlText w:val=""/>
+      <w:lvlJc w:val="left"/>
+      <w:pPr>
+        <w:ind w:left="4320" w:hanging="360"/>
+      </w:pPr>
+      <w:rPr>
+        <w:rFonts w:ascii="Wingdings" w:hAnsi="Wingdings" w:hint="default"/>
+      </w:rPr>
+    </w:lvl>
+    <w:lvl w:ilvl="6" w:tplc="08090001" w:tentative="1">
+      <w:start w:val="1"/>
+      <w:numFmt w:val="bullet"/>
+      <w:lvlText w:val=""/>
+      <w:lvlJc w:val="left"/>
+      <w:pPr>
+        <w:ind w:left="5040" w:hanging="360"/>
+      </w:pPr>
+      <w:rPr>
+        <w:rFonts w:ascii="Symbol" w:hAnsi="Symbol" w:hint="default"/>
+      </w:rPr>
+    </w:lvl>
+    <w:lvl w:ilvl="7" w:tplc="08090003" w:tentative="1">
+      <w:start w:val="1"/>
+      <w:numFmt w:val="bullet"/>
+      <w:lvlText w:val="o"/>
+      <w:lvlJc w:val="left"/>
+      <w:pPr>
+        <w:ind w:left="5760" w:hanging="360"/>
+      </w:pPr>
+      <w:rPr>
+        <w:rFonts w:ascii="Courier New" w:hAnsi="Courier New" w:cs="Courier New" w:hint="default"/>
+      </w:rPr>
+    </w:lvl>
+    <w:lvl w:ilvl="8" w:tplc="08090005" w:tentative="1">
+      <w:start w:val="1"/>
+      <w:numFmt w:val="bullet"/>
+      <w:lvlText w:val=""/>
+      <w:lvlJc w:val="left"/>
+      <w:pPr>
+        <w:ind w:left="6480" w:hanging="360"/>
+      </w:pPr>
+      <w:rPr>
+        <w:rFonts w:ascii="Wingdings" w:hAnsi="Wingdings" w:hint="default"/>
+      </w:rPr>
+    </w:lvl>
+  </w:abstractNum>
+  <w:abstractNum w:abstractNumId="3" w15:restartNumberingAfterBreak="0">
     <w:nsid w:val="69AA79CD"/>
     <w:multiLevelType w:val="multilevel"/>
     <w:tmpl w:val="FDCC4348"/>
@@ -1024,14 +1812,133 @@
       </w:rPr>
     </w:lvl>
   </w:abstractNum>
+  <w:abstractNum w:abstractNumId="4" w15:restartNumberingAfterBreak="0">
+    <w:nsid w:val="7A136F2A"/>
+    <w:multiLevelType w:val="hybridMultilevel"/>
+    <w:tmpl w:val="C6540F5E"/>
+    <w:lvl w:ilvl="0" w:tplc="08090005">
+      <w:start w:val="1"/>
+      <w:numFmt w:val="bullet"/>
+      <w:lvlText w:val=""/>
+      <w:lvlJc w:val="left"/>
+      <w:pPr>
+        <w:ind w:left="720" w:hanging="360"/>
+      </w:pPr>
+      <w:rPr>
+        <w:rFonts w:ascii="Wingdings" w:hAnsi="Wingdings" w:hint="default"/>
+      </w:rPr>
+    </w:lvl>
+    <w:lvl w:ilvl="1" w:tplc="08090003" w:tentative="1">
+      <w:start w:val="1"/>
+      <w:numFmt w:val="bullet"/>
+      <w:lvlText w:val="o"/>
+      <w:lvlJc w:val="left"/>
+      <w:pPr>
+        <w:ind w:left="1440" w:hanging="360"/>
+      </w:pPr>
+      <w:rPr>
+        <w:rFonts w:ascii="Courier New" w:hAnsi="Courier New" w:cs="Courier New" w:hint="default"/>
+      </w:rPr>
+    </w:lvl>
+    <w:lvl w:ilvl="2" w:tplc="08090005" w:tentative="1">
+      <w:start w:val="1"/>
+      <w:numFmt w:val="bullet"/>
+      <w:lvlText w:val=""/>
+      <w:lvlJc w:val="left"/>
+      <w:pPr>
+        <w:ind w:left="2160" w:hanging="360"/>
+      </w:pPr>
+      <w:rPr>
+        <w:rFonts w:ascii="Wingdings" w:hAnsi="Wingdings" w:hint="default"/>
+      </w:rPr>
+    </w:lvl>
+    <w:lvl w:ilvl="3" w:tplc="08090001" w:tentative="1">
+      <w:start w:val="1"/>
+      <w:numFmt w:val="bullet"/>
+      <w:lvlText w:val=""/>
+      <w:lvlJc w:val="left"/>
+      <w:pPr>
+        <w:ind w:left="2880" w:hanging="360"/>
+      </w:pPr>
+      <w:rPr>
+        <w:rFonts w:ascii="Symbol" w:hAnsi="Symbol" w:hint="default"/>
+      </w:rPr>
+    </w:lvl>
+    <w:lvl w:ilvl="4" w:tplc="08090003" w:tentative="1">
+      <w:start w:val="1"/>
+      <w:numFmt w:val="bullet"/>
+      <w:lvlText w:val="o"/>
+      <w:lvlJc w:val="left"/>
+      <w:pPr>
+        <w:ind w:left="3600" w:hanging="360"/>
+      </w:pPr>
+      <w:rPr>
+        <w:rFonts w:ascii="Courier New" w:hAnsi="Courier New" w:cs="Courier New" w:hint="default"/>
+      </w:rPr>
+    </w:lvl>
+    <w:lvl w:ilvl="5" w:tplc="08090005" w:tentative="1">
+      <w:start w:val="1"/>
+      <w:numFmt w:val="bullet"/>
+      <w:lvlText w:val=""/>
+      <w:lvlJc w:val="left"/>
+      <w:pPr>
+        <w:ind w:left="4320" w:hanging="360"/>
+      </w:pPr>
+      <w:rPr>
+        <w:rFonts w:ascii="Wingdings" w:hAnsi="Wingdings" w:hint="default"/>
+      </w:rPr>
+    </w:lvl>
+    <w:lvl w:ilvl="6" w:tplc="08090001" w:tentative="1">
+      <w:start w:val="1"/>
+      <w:numFmt w:val="bullet"/>
+      <w:lvlText w:val=""/>
+      <w:lvlJc w:val="left"/>
+      <w:pPr>
+        <w:ind w:left="5040" w:hanging="360"/>
+      </w:pPr>
+      <w:rPr>
+        <w:rFonts w:ascii="Symbol" w:hAnsi="Symbol" w:hint="default"/>
+      </w:rPr>
+    </w:lvl>
+    <w:lvl w:ilvl="7" w:tplc="08090003" w:tentative="1">
+      <w:start w:val="1"/>
+      <w:numFmt w:val="bullet"/>
+      <w:lvlText w:val="o"/>
+      <w:lvlJc w:val="left"/>
+      <w:pPr>
+        <w:ind w:left="5760" w:hanging="360"/>
+      </w:pPr>
+      <w:rPr>
+        <w:rFonts w:ascii="Courier New" w:hAnsi="Courier New" w:cs="Courier New" w:hint="default"/>
+      </w:rPr>
+    </w:lvl>
+    <w:lvl w:ilvl="8" w:tplc="08090005" w:tentative="1">
+      <w:start w:val="1"/>
+      <w:numFmt w:val="bullet"/>
+      <w:lvlText w:val=""/>
+      <w:lvlJc w:val="left"/>
+      <w:pPr>
+        <w:ind w:left="6480" w:hanging="360"/>
+      </w:pPr>
+      <w:rPr>
+        <w:rFonts w:ascii="Wingdings" w:hAnsi="Wingdings" w:hint="default"/>
+      </w:rPr>
+    </w:lvl>
+  </w:abstractNum>
   <w:num w:numId="1" w16cid:durableId="1313828003">
-    <w:abstractNumId w:val="2"/>
+    <w:abstractNumId w:val="3"/>
   </w:num>
   <w:num w:numId="2" w16cid:durableId="223419778">
     <w:abstractNumId w:val="1"/>
   </w:num>
   <w:num w:numId="3" w16cid:durableId="196818308">
     <w:abstractNumId w:val="0"/>
+  </w:num>
+  <w:num w:numId="4" w16cid:durableId="1859543225">
+    <w:abstractNumId w:val="2"/>
+  </w:num>
+  <w:num w:numId="5" w16cid:durableId="1858080007">
+    <w:abstractNumId w:val="4"/>
   </w:num>
 </w:numbering>
 </file>
@@ -1955,6 +2862,28 @@
       <w:spacing w:val="5"/>
     </w:rPr>
   </w:style>
+  <w:style w:type="table" w:styleId="TableGrid">
+    <w:name w:val="Table Grid"/>
+    <w:basedOn w:val="TableNormal"/>
+    <w:uiPriority w:val="39"/>
+    <w:rsid w:val="000D477A"/>
+    <w:pPr>
+      <w:spacing w:after="0" w:line="240" w:lineRule="auto"/>
+    </w:pPr>
+    <w:rPr>
+      <w:rFonts w:ascii="Georgia" w:hAnsi="Georgia"/>
+    </w:rPr>
+    <w:tblPr>
+      <w:tblBorders>
+        <w:top w:val="single" w:sz="4" w:space="0" w:color="auto"/>
+        <w:left w:val="single" w:sz="4" w:space="0" w:color="auto"/>
+        <w:bottom w:val="single" w:sz="4" w:space="0" w:color="auto"/>
+        <w:right w:val="single" w:sz="4" w:space="0" w:color="auto"/>
+        <w:insideH w:val="single" w:sz="4" w:space="0" w:color="auto"/>
+        <w:insideV w:val="single" w:sz="4" w:space="0" w:color="auto"/>
+      </w:tblBorders>
+    </w:tblPr>
+  </w:style>
 </w:styles>
 </file>
 
